--- a/downloads/handouts/Unit 05/Handout 05.04 - Care Symbol Guide and Laundry Sequence.docx
+++ b/downloads/handouts/Unit 05/Handout 05.04 - Care Symbol Guide and Laundry Sequence.docx
@@ -41,9 +41,9 @@
       <w:pPr>
         <w:pStyle w:val="Heading2"/>
       </w:pPr>
-      <w:bookmarkStart w:id="21" w:name="word-bank-in-other-languages"/>
+      <w:bookmarkStart w:id="21" w:name="word-bank-in-spanish"/>
       <w:r>
-        <w:t xml:space="preserve">Word bank in other languages</w:t>
+        <w:t xml:space="preserve">Word bank in Spanish</w:t>
       </w:r>
       <w:bookmarkEnd w:id="21"/>
     </w:p>
@@ -54,10 +54,8 @@
         <w:tblLook w:firstRow="1"/>
       </w:tblPr>
       <w:tblGrid>
-        <w:gridCol w:w="2340"/>
-        <w:gridCol w:w="2340"/>
-        <w:gridCol w:w="2340"/>
-        <w:gridCol w:w="2340"/>
+        <w:gridCol w:w="4680"/>
+        <w:gridCol w:w="4680"/>
       </w:tblGrid>
       <w:tr>
         <w:trPr>
@@ -65,7 +63,7 @@
         </w:trPr>
         <w:tc>
           <w:tcPr>
-            <w:tcW w:type="dxa" w:w="2340"/>
+            <w:tcW w:type="dxa" w:w="4680"/>
             <w:tcBorders>
               <w:bottom w:val="single"/>
             </w:tcBorders>
@@ -83,7 +81,7 @@
         </w:tc>
         <w:tc>
           <w:tcPr>
-            <w:tcW w:type="dxa" w:w="2340"/>
+            <w:tcW w:type="dxa" w:w="4680"/>
             <w:tcBorders>
               <w:bottom w:val="single"/>
             </w:tcBorders>
@@ -95,42 +93,6 @@
               <w:jc w:val="left"/>
             </w:pPr>
             <w:r>
-              <w:t xml:space="preserve">Turkish</w:t>
-            </w:r>
-          </w:p>
-        </w:tc>
-        <w:tc>
-          <w:tcPr>
-            <w:tcW w:type="dxa" w:w="2340"/>
-            <w:tcBorders>
-              <w:bottom w:val="single"/>
-            </w:tcBorders>
-            <w:vAlign w:val="bottom"/>
-          </w:tcPr>
-          <w:p>
-            <w:pPr>
-              <w:pStyle w:val="Compact"/>
-              <w:jc w:val="left"/>
-            </w:pPr>
-            <w:r>
-              <w:t xml:space="preserve">Portuguese</w:t>
-            </w:r>
-          </w:p>
-        </w:tc>
-        <w:tc>
-          <w:tcPr>
-            <w:tcW w:type="dxa" w:w="2340"/>
-            <w:tcBorders>
-              <w:bottom w:val="single"/>
-            </w:tcBorders>
-            <w:vAlign w:val="bottom"/>
-          </w:tcPr>
-          <w:p>
-            <w:pPr>
-              <w:pStyle w:val="Compact"/>
-              <w:jc w:val="left"/>
-            </w:pPr>
-            <w:r>
               <w:t xml:space="preserve">Spanish</w:t>
             </w:r>
           </w:p>
@@ -139,7 +101,7 @@
       <w:tr>
         <w:tc>
           <w:tcPr>
-            <w:tcW w:type="dxa" w:w="2340"/>
+            <w:tcW w:type="dxa" w:w="4680"/>
           </w:tcPr>
           <w:p>
             <w:pPr>
@@ -153,35 +115,7 @@
         </w:tc>
         <w:tc>
           <w:tcPr>
-            <w:tcW w:type="dxa" w:w="2340"/>
-          </w:tcPr>
-          <w:p>
-            <w:pPr>
-              <w:pStyle w:val="Compact"/>
-              <w:jc w:val="left"/>
-            </w:pPr>
-            <w:r>
-              <w:t xml:space="preserve">bakım etiketi</w:t>
-            </w:r>
-          </w:p>
-        </w:tc>
-        <w:tc>
-          <w:tcPr>
-            <w:tcW w:type="dxa" w:w="2340"/>
-          </w:tcPr>
-          <w:p>
-            <w:pPr>
-              <w:pStyle w:val="Compact"/>
-              <w:jc w:val="left"/>
-            </w:pPr>
-            <w:r>
-              <w:t xml:space="preserve">etiqueta de conservação</w:t>
-            </w:r>
-          </w:p>
-        </w:tc>
-        <w:tc>
-          <w:tcPr>
-            <w:tcW w:type="dxa" w:w="2340"/>
+            <w:tcW w:type="dxa" w:w="4680"/>
           </w:tcPr>
           <w:p>
             <w:pPr>
@@ -197,7 +131,7 @@
       <w:tr>
         <w:tc>
           <w:tcPr>
-            <w:tcW w:type="dxa" w:w="2340"/>
+            <w:tcW w:type="dxa" w:w="4680"/>
           </w:tcPr>
           <w:p>
             <w:pPr>
@@ -211,21 +145,7 @@
         </w:tc>
         <w:tc>
           <w:tcPr>
-            <w:tcW w:type="dxa" w:w="2340"/>
-          </w:tcPr>
-          <w:p>
-            <w:pPr>
-              <w:pStyle w:val="Compact"/>
-              <w:jc w:val="left"/>
-            </w:pPr>
-            <w:r>
-              <w:t xml:space="preserve">yıkamak</w:t>
-            </w:r>
-          </w:p>
-        </w:tc>
-        <w:tc>
-          <w:tcPr>
-            <w:tcW w:type="dxa" w:w="2340"/>
+            <w:tcW w:type="dxa" w:w="4680"/>
           </w:tcPr>
           <w:p>
             <w:pPr>
@@ -237,25 +157,11 @@
             </w:r>
           </w:p>
         </w:tc>
-        <w:tc>
-          <w:tcPr>
-            <w:tcW w:type="dxa" w:w="2340"/>
-          </w:tcPr>
-          <w:p>
-            <w:pPr>
-              <w:pStyle w:val="Compact"/>
-              <w:jc w:val="left"/>
-            </w:pPr>
-            <w:r>
-              <w:t xml:space="preserve">lavar</w:t>
-            </w:r>
-          </w:p>
-        </w:tc>
-      </w:tr>
-      <w:tr>
-        <w:tc>
-          <w:tcPr>
-            <w:tcW w:type="dxa" w:w="2340"/>
+      </w:tr>
+      <w:tr>
+        <w:tc>
+          <w:tcPr>
+            <w:tcW w:type="dxa" w:w="4680"/>
           </w:tcPr>
           <w:p>
             <w:pPr>
@@ -269,35 +175,7 @@
         </w:tc>
         <w:tc>
           <w:tcPr>
-            <w:tcW w:type="dxa" w:w="2340"/>
-          </w:tcPr>
-          <w:p>
-            <w:pPr>
-              <w:pStyle w:val="Compact"/>
-              <w:jc w:val="left"/>
-            </w:pPr>
-            <w:r>
-              <w:t xml:space="preserve">çamaşır suyu</w:t>
-            </w:r>
-          </w:p>
-        </w:tc>
-        <w:tc>
-          <w:tcPr>
-            <w:tcW w:type="dxa" w:w="2340"/>
-          </w:tcPr>
-          <w:p>
-            <w:pPr>
-              <w:pStyle w:val="Compact"/>
-              <w:jc w:val="left"/>
-            </w:pPr>
-            <w:r>
-              <w:t xml:space="preserve">água sanitária (alvejante)</w:t>
-            </w:r>
-          </w:p>
-        </w:tc>
-        <w:tc>
-          <w:tcPr>
-            <w:tcW w:type="dxa" w:w="2340"/>
+            <w:tcW w:type="dxa" w:w="4680"/>
           </w:tcPr>
           <w:p>
             <w:pPr>
@@ -313,7 +191,7 @@
       <w:tr>
         <w:tc>
           <w:tcPr>
-            <w:tcW w:type="dxa" w:w="2340"/>
+            <w:tcW w:type="dxa" w:w="4680"/>
           </w:tcPr>
           <w:p>
             <w:pPr>
@@ -327,21 +205,7 @@
         </w:tc>
         <w:tc>
           <w:tcPr>
-            <w:tcW w:type="dxa" w:w="2340"/>
-          </w:tcPr>
-          <w:p>
-            <w:pPr>
-              <w:pStyle w:val="Compact"/>
-              <w:jc w:val="left"/>
-            </w:pPr>
-            <w:r>
-              <w:t xml:space="preserve">kurutmak</w:t>
-            </w:r>
-          </w:p>
-        </w:tc>
-        <w:tc>
-          <w:tcPr>
-            <w:tcW w:type="dxa" w:w="2340"/>
+            <w:tcW w:type="dxa" w:w="4680"/>
           </w:tcPr>
           <w:p>
             <w:pPr>
@@ -353,25 +217,11 @@
             </w:r>
           </w:p>
         </w:tc>
-        <w:tc>
-          <w:tcPr>
-            <w:tcW w:type="dxa" w:w="2340"/>
-          </w:tcPr>
-          <w:p>
-            <w:pPr>
-              <w:pStyle w:val="Compact"/>
-              <w:jc w:val="left"/>
-            </w:pPr>
-            <w:r>
-              <w:t xml:space="preserve">secar</w:t>
-            </w:r>
-          </w:p>
-        </w:tc>
-      </w:tr>
-      <w:tr>
-        <w:tc>
-          <w:tcPr>
-            <w:tcW w:type="dxa" w:w="2340"/>
+      </w:tr>
+      <w:tr>
+        <w:tc>
+          <w:tcPr>
+            <w:tcW w:type="dxa" w:w="4680"/>
           </w:tcPr>
           <w:p>
             <w:pPr>
@@ -385,35 +235,7 @@
         </w:tc>
         <w:tc>
           <w:tcPr>
-            <w:tcW w:type="dxa" w:w="2340"/>
-          </w:tcPr>
-          <w:p>
-            <w:pPr>
-              <w:pStyle w:val="Compact"/>
-              <w:jc w:val="left"/>
-            </w:pPr>
-            <w:r>
-              <w:t xml:space="preserve">makinede kurutmak</w:t>
-            </w:r>
-          </w:p>
-        </w:tc>
-        <w:tc>
-          <w:tcPr>
-            <w:tcW w:type="dxa" w:w="2340"/>
-          </w:tcPr>
-          <w:p>
-            <w:pPr>
-              <w:pStyle w:val="Compact"/>
-              <w:jc w:val="left"/>
-            </w:pPr>
-            <w:r>
-              <w:t xml:space="preserve">secar na máquina</w:t>
-            </w:r>
-          </w:p>
-        </w:tc>
-        <w:tc>
-          <w:tcPr>
-            <w:tcW w:type="dxa" w:w="2340"/>
+            <w:tcW w:type="dxa" w:w="4680"/>
           </w:tcPr>
           <w:p>
             <w:pPr>
@@ -429,7 +251,7 @@
       <w:tr>
         <w:tc>
           <w:tcPr>
-            <w:tcW w:type="dxa" w:w="2340"/>
+            <w:tcW w:type="dxa" w:w="4680"/>
           </w:tcPr>
           <w:p>
             <w:pPr>
@@ -443,35 +265,7 @@
         </w:tc>
         <w:tc>
           <w:tcPr>
-            <w:tcW w:type="dxa" w:w="2340"/>
-          </w:tcPr>
-          <w:p>
-            <w:pPr>
-              <w:pStyle w:val="Compact"/>
-              <w:jc w:val="left"/>
-            </w:pPr>
-            <w:r>
-              <w:t xml:space="preserve">asarak kurutmak</w:t>
-            </w:r>
-          </w:p>
-        </w:tc>
-        <w:tc>
-          <w:tcPr>
-            <w:tcW w:type="dxa" w:w="2340"/>
-          </w:tcPr>
-          <w:p>
-            <w:pPr>
-              <w:pStyle w:val="Compact"/>
-              <w:jc w:val="left"/>
-            </w:pPr>
-            <w:r>
-              <w:t xml:space="preserve">secar no varal</w:t>
-            </w:r>
-          </w:p>
-        </w:tc>
-        <w:tc>
-          <w:tcPr>
-            <w:tcW w:type="dxa" w:w="2340"/>
+            <w:tcW w:type="dxa" w:w="4680"/>
           </w:tcPr>
           <w:p>
             <w:pPr>
@@ -487,7 +281,7 @@
       <w:tr>
         <w:tc>
           <w:tcPr>
-            <w:tcW w:type="dxa" w:w="2340"/>
+            <w:tcW w:type="dxa" w:w="4680"/>
           </w:tcPr>
           <w:p>
             <w:pPr>
@@ -501,35 +295,7 @@
         </w:tc>
         <w:tc>
           <w:tcPr>
-            <w:tcW w:type="dxa" w:w="2340"/>
-          </w:tcPr>
-          <w:p>
-            <w:pPr>
-              <w:pStyle w:val="Compact"/>
-              <w:jc w:val="left"/>
-            </w:pPr>
-            <w:r>
-              <w:t xml:space="preserve">elde yıkamak</w:t>
-            </w:r>
-          </w:p>
-        </w:tc>
-        <w:tc>
-          <w:tcPr>
-            <w:tcW w:type="dxa" w:w="2340"/>
-          </w:tcPr>
-          <w:p>
-            <w:pPr>
-              <w:pStyle w:val="Compact"/>
-              <w:jc w:val="left"/>
-            </w:pPr>
-            <w:r>
-              <w:t xml:space="preserve">lavar à mão</w:t>
-            </w:r>
-          </w:p>
-        </w:tc>
-        <w:tc>
-          <w:tcPr>
-            <w:tcW w:type="dxa" w:w="2340"/>
+            <w:tcW w:type="dxa" w:w="4680"/>
           </w:tcPr>
           <w:p>
             <w:pPr>
@@ -545,7 +311,7 @@
       <w:tr>
         <w:tc>
           <w:tcPr>
-            <w:tcW w:type="dxa" w:w="2340"/>
+            <w:tcW w:type="dxa" w:w="4680"/>
           </w:tcPr>
           <w:p>
             <w:pPr>
@@ -559,35 +325,7 @@
         </w:tc>
         <w:tc>
           <w:tcPr>
-            <w:tcW w:type="dxa" w:w="2340"/>
-          </w:tcPr>
-          <w:p>
-            <w:pPr>
-              <w:pStyle w:val="Compact"/>
-              <w:jc w:val="left"/>
-            </w:pPr>
-            <w:r>
-              <w:t xml:space="preserve">ütülemek</w:t>
-            </w:r>
-          </w:p>
-        </w:tc>
-        <w:tc>
-          <w:tcPr>
-            <w:tcW w:type="dxa" w:w="2340"/>
-          </w:tcPr>
-          <w:p>
-            <w:pPr>
-              <w:pStyle w:val="Compact"/>
-              <w:jc w:val="left"/>
-            </w:pPr>
-            <w:r>
-              <w:t xml:space="preserve">passar a ferro</w:t>
-            </w:r>
-          </w:p>
-        </w:tc>
-        <w:tc>
-          <w:tcPr>
-            <w:tcW w:type="dxa" w:w="2340"/>
+            <w:tcW w:type="dxa" w:w="4680"/>
           </w:tcPr>
           <w:p>
             <w:pPr>
@@ -603,7 +341,7 @@
       <w:tr>
         <w:tc>
           <w:tcPr>
-            <w:tcW w:type="dxa" w:w="2340"/>
+            <w:tcW w:type="dxa" w:w="4680"/>
           </w:tcPr>
           <w:p>
             <w:pPr>
@@ -617,35 +355,7 @@
         </w:tc>
         <w:tc>
           <w:tcPr>
-            <w:tcW w:type="dxa" w:w="2340"/>
-          </w:tcPr>
-          <w:p>
-            <w:pPr>
-              <w:pStyle w:val="Compact"/>
-              <w:jc w:val="left"/>
-            </w:pPr>
-            <w:r>
-              <w:t xml:space="preserve">kuru temizleme</w:t>
-            </w:r>
-          </w:p>
-        </w:tc>
-        <w:tc>
-          <w:tcPr>
-            <w:tcW w:type="dxa" w:w="2340"/>
-          </w:tcPr>
-          <w:p>
-            <w:pPr>
-              <w:pStyle w:val="Compact"/>
-              <w:jc w:val="left"/>
-            </w:pPr>
-            <w:r>
-              <w:t xml:space="preserve">lavar a seco</w:t>
-            </w:r>
-          </w:p>
-        </w:tc>
-        <w:tc>
-          <w:tcPr>
-            <w:tcW w:type="dxa" w:w="2340"/>
+            <w:tcW w:type="dxa" w:w="4680"/>
           </w:tcPr>
           <w:p>
             <w:pPr>
@@ -661,7 +371,7 @@
       <w:tr>
         <w:tc>
           <w:tcPr>
-            <w:tcW w:type="dxa" w:w="2340"/>
+            <w:tcW w:type="dxa" w:w="4680"/>
           </w:tcPr>
           <w:p>
             <w:pPr>
@@ -675,35 +385,7 @@
         </w:tc>
         <w:tc>
           <w:tcPr>
-            <w:tcW w:type="dxa" w:w="2340"/>
-          </w:tcPr>
-          <w:p>
-            <w:pPr>
-              <w:pStyle w:val="Compact"/>
-              <w:jc w:val="left"/>
-            </w:pPr>
-            <w:r>
-              <w:t xml:space="preserve">çekmek</w:t>
-            </w:r>
-          </w:p>
-        </w:tc>
-        <w:tc>
-          <w:tcPr>
-            <w:tcW w:type="dxa" w:w="2340"/>
-          </w:tcPr>
-          <w:p>
-            <w:pPr>
-              <w:pStyle w:val="Compact"/>
-              <w:jc w:val="left"/>
-            </w:pPr>
-            <w:r>
-              <w:t xml:space="preserve">encolher</w:t>
-            </w:r>
-          </w:p>
-        </w:tc>
-        <w:tc>
-          <w:tcPr>
-            <w:tcW w:type="dxa" w:w="2340"/>
+            <w:tcW w:type="dxa" w:w="4680"/>
           </w:tcPr>
           <w:p>
             <w:pPr>
@@ -719,7 +401,7 @@
       <w:tr>
         <w:tc>
           <w:tcPr>
-            <w:tcW w:type="dxa" w:w="2340"/>
+            <w:tcW w:type="dxa" w:w="4680"/>
           </w:tcPr>
           <w:p>
             <w:pPr>
@@ -733,21 +415,7 @@
         </w:tc>
         <w:tc>
           <w:tcPr>
-            <w:tcW w:type="dxa" w:w="2340"/>
-          </w:tcPr>
-          <w:p>
-            <w:pPr>
-              <w:pStyle w:val="Compact"/>
-              <w:jc w:val="left"/>
-            </w:pPr>
-            <w:r>
-              <w:t xml:space="preserve">leke</w:t>
-            </w:r>
-          </w:p>
-        </w:tc>
-        <w:tc>
-          <w:tcPr>
-            <w:tcW w:type="dxa" w:w="2340"/>
+            <w:tcW w:type="dxa" w:w="4680"/>
           </w:tcPr>
           <w:p>
             <w:pPr>
@@ -759,25 +427,11 @@
             </w:r>
           </w:p>
         </w:tc>
-        <w:tc>
-          <w:tcPr>
-            <w:tcW w:type="dxa" w:w="2340"/>
-          </w:tcPr>
-          <w:p>
-            <w:pPr>
-              <w:pStyle w:val="Compact"/>
-              <w:jc w:val="left"/>
-            </w:pPr>
-            <w:r>
-              <w:t xml:space="preserve">mancha</w:t>
-            </w:r>
-          </w:p>
-        </w:tc>
-      </w:tr>
-      <w:tr>
-        <w:tc>
-          <w:tcPr>
-            <w:tcW w:type="dxa" w:w="2340"/>
+      </w:tr>
+      <w:tr>
+        <w:tc>
+          <w:tcPr>
+            <w:tcW w:type="dxa" w:w="4680"/>
           </w:tcPr>
           <w:p>
             <w:pPr>
@@ -791,35 +445,7 @@
         </w:tc>
         <w:tc>
           <w:tcPr>
-            <w:tcW w:type="dxa" w:w="2340"/>
-          </w:tcPr>
-          <w:p>
-            <w:pPr>
-              <w:pStyle w:val="Compact"/>
-              <w:jc w:val="left"/>
-            </w:pPr>
-            <w:r>
-              <w:t xml:space="preserve">deterjan</w:t>
-            </w:r>
-          </w:p>
-        </w:tc>
-        <w:tc>
-          <w:tcPr>
-            <w:tcW w:type="dxa" w:w="2340"/>
-          </w:tcPr>
-          <w:p>
-            <w:pPr>
-              <w:pStyle w:val="Compact"/>
-              <w:jc w:val="left"/>
-            </w:pPr>
-            <w:r>
-              <w:t xml:space="preserve">detergente (sabão)</w:t>
-            </w:r>
-          </w:p>
-        </w:tc>
-        <w:tc>
-          <w:tcPr>
-            <w:tcW w:type="dxa" w:w="2340"/>
+            <w:tcW w:type="dxa" w:w="4680"/>
           </w:tcPr>
           <w:p>
             <w:pPr>
@@ -835,7 +461,7 @@
       <w:tr>
         <w:tc>
           <w:tcPr>
-            <w:tcW w:type="dxa" w:w="2340"/>
+            <w:tcW w:type="dxa" w:w="4680"/>
           </w:tcPr>
           <w:p>
             <w:pPr>
@@ -849,21 +475,7 @@
         </w:tc>
         <w:tc>
           <w:tcPr>
-            <w:tcW w:type="dxa" w:w="2340"/>
-          </w:tcPr>
-          <w:p>
-            <w:pPr>
-              <w:pStyle w:val="Compact"/>
-              <w:jc w:val="left"/>
-            </w:pPr>
-            <w:r>
-              <w:t xml:space="preserve">ayırmak</w:t>
-            </w:r>
-          </w:p>
-        </w:tc>
-        <w:tc>
-          <w:tcPr>
-            <w:tcW w:type="dxa" w:w="2340"/>
+            <w:tcW w:type="dxa" w:w="4680"/>
           </w:tcPr>
           <w:p>
             <w:pPr>
@@ -875,25 +487,11 @@
             </w:r>
           </w:p>
         </w:tc>
-        <w:tc>
-          <w:tcPr>
-            <w:tcW w:type="dxa" w:w="2340"/>
-          </w:tcPr>
-          <w:p>
-            <w:pPr>
-              <w:pStyle w:val="Compact"/>
-              <w:jc w:val="left"/>
-            </w:pPr>
-            <w:r>
-              <w:t xml:space="preserve">separar</w:t>
-            </w:r>
-          </w:p>
-        </w:tc>
-      </w:tr>
-      <w:tr>
-        <w:tc>
-          <w:tcPr>
-            <w:tcW w:type="dxa" w:w="2340"/>
+      </w:tr>
+      <w:tr>
+        <w:tc>
+          <w:tcPr>
+            <w:tcW w:type="dxa" w:w="4680"/>
           </w:tcPr>
           <w:p>
             <w:pPr>
@@ -907,35 +505,7 @@
         </w:tc>
         <w:tc>
           <w:tcPr>
-            <w:tcW w:type="dxa" w:w="2340"/>
-          </w:tcPr>
-          <w:p>
-            <w:pPr>
-              <w:pStyle w:val="Compact"/>
-              <w:jc w:val="left"/>
-            </w:pPr>
-            <w:r>
-              <w:t xml:space="preserve">katlamak</w:t>
-            </w:r>
-          </w:p>
-        </w:tc>
-        <w:tc>
-          <w:tcPr>
-            <w:tcW w:type="dxa" w:w="2340"/>
-          </w:tcPr>
-          <w:p>
-            <w:pPr>
-              <w:pStyle w:val="Compact"/>
-              <w:jc w:val="left"/>
-            </w:pPr>
-            <w:r>
-              <w:t xml:space="preserve">dobrar</w:t>
-            </w:r>
-          </w:p>
-        </w:tc>
-        <w:tc>
-          <w:tcPr>
-            <w:tcW w:type="dxa" w:w="2340"/>
+            <w:tcW w:type="dxa" w:w="4680"/>
           </w:tcPr>
           <w:p>
             <w:pPr>
@@ -1486,8 +1056,11 @@
       </w:r>
     </w:p>
     <w:p>
+      <w:pPr>
+        <w:pStyle w:val="BodyText"/>
+      </w:pPr>
       <w:r>
-        <w:br w:type="page"/>
+        <w:t xml:space="preserve">_______________________________________________________________________</w:t>
       </w:r>
     </w:p>
     <w:p>
@@ -2399,8 +1972,11 @@
       </w:r>
     </w:p>
     <w:p>
+      <w:pPr>
+        <w:pStyle w:val="BodyText"/>
+      </w:pPr>
       <w:r>
-        <w:br w:type="page"/>
+        <w:t xml:space="preserve">_______________________________________________________________________</w:t>
       </w:r>
     </w:p>
     <w:p>
@@ -2426,8 +2002,11 @@
       </w:r>
     </w:p>
     <w:p>
+      <w:pPr>
+        <w:pStyle w:val="FirstParagraph"/>
+      </w:pPr>
       <w:r>
-        <w:br w:type="page"/>
+        <w:t xml:space="preserve">_______________________________________________________________________</w:t>
       </w:r>
     </w:p>
     <w:p>
@@ -2443,8 +2022,11 @@
       </w:r>
     </w:p>
     <w:p>
+      <w:pPr>
+        <w:pStyle w:val="FirstParagraph"/>
+      </w:pPr>
       <w:r>
-        <w:br w:type="page"/>
+        <w:t xml:space="preserve">_______________________________________________________________________</w:t>
       </w:r>
     </w:p>
     <w:p>
@@ -2460,8 +2042,11 @@
       </w:r>
     </w:p>
     <w:p>
+      <w:pPr>
+        <w:pStyle w:val="FirstParagraph"/>
+      </w:pPr>
       <w:r>
-        <w:br w:type="page"/>
+        <w:t xml:space="preserve">_______________________________________________________________________</w:t>
       </w:r>
     </w:p>
     <w:sectPr>

--- a/downloads/handouts/Unit 05/Handout 05.04 - Care Symbol Guide and Laundry Sequence.docx
+++ b/downloads/handouts/Unit 05/Handout 05.04 - Care Symbol Guide and Laundry Sequence.docx
@@ -34,7 +34,25 @@
         <w:t xml:space="preserve"> </w:t>
       </w:r>
       <w:r>
-        <w:t xml:space="preserve">Fill in Part 1 and Part 2 on Day 1. Take this sheet to the laundry basket for Part 2. Fill in Part 3 during the ruin slides. Fill in Part 4 on Day 2 during the laundry sequence. Keep this sheet; it is the study sheet for the Fibers and Care Quiz.</w:t>
+        <w:t xml:space="preserve">Day 1: fill in Part 1 during the slides. Take this sheet to the laundry basket for Part 2. Fill in Part 3 during the</w:t>
+      </w:r>
+      <w:r>
+        <w:t xml:space="preserve"> </w:t>
+      </w:r>
+      <w:r>
+        <w:t xml:space="preserve">“</w:t>
+      </w:r>
+      <w:r>
+        <w:t xml:space="preserve">what ruins clothes</w:t>
+      </w:r>
+      <w:r>
+        <w:t xml:space="preserve">”</w:t>
+      </w:r>
+      <w:r>
+        <w:t xml:space="preserve"> </w:t>
+      </w:r>
+      <w:r>
+        <w:t xml:space="preserve">slides. Day 2: fill in Part 4 during the laundry sequence. Keep this sheet. It is the study sheet for the Fibers and Care Quiz.</w:t>
       </w:r>
     </w:p>
     <w:p>
@@ -1052,7 +1070,7 @@
         <w:rPr>
           <w:b/>
         </w:rPr>
-        <w:t xml:space="preserve">One sentence: why is there a care label in your clothes at all? Who put it there and who made them?</w:t>
+        <w:t xml:space="preserve">One sentence: why is there a care label in your clothes at all? (a) Who put it there? (b) Who made them do it?</w:t>
       </w:r>
     </w:p>
     <w:p>
@@ -1060,7 +1078,7 @@
         <w:pStyle w:val="BodyText"/>
       </w:pPr>
       <w:r>
-        <w:t xml:space="preserve">_______________________________________________________________________</w:t>
+        <w:t xml:space="preserve">Answer: _______________________________________________________________</w:t>
       </w:r>
     </w:p>
     <w:p>
@@ -1078,7 +1096,7 @@
         <w:pStyle w:val="FirstParagraph"/>
       </w:pPr>
       <w:r>
-        <w:t xml:space="preserve">Read every tag. Put each garment under the right sign, then write it here.</w:t>
+        <w:t xml:space="preserve">Read every tag. Put each garment (one piece of clothing) under the right sign. Then write it here.</w:t>
       </w:r>
     </w:p>
     <w:tbl>
@@ -1976,7 +1994,7 @@
         <w:pStyle w:val="BodyText"/>
       </w:pPr>
       <w:r>
-        <w:t xml:space="preserve">_______________________________________________________________________</w:t>
+        <w:t xml:space="preserve">Answer: _______________________________________________________________</w:t>
       </w:r>
     </w:p>
     <w:p>
@@ -2006,7 +2024,7 @@
         <w:pStyle w:val="FirstParagraph"/>
       </w:pPr>
       <w:r>
-        <w:t xml:space="preserve">_______________________________________________________________________</w:t>
+        <w:t xml:space="preserve">Answer: _______________________________________________________________</w:t>
       </w:r>
     </w:p>
     <w:p>
@@ -2026,7 +2044,7 @@
         <w:pStyle w:val="FirstParagraph"/>
       </w:pPr>
       <w:r>
-        <w:t xml:space="preserve">_______________________________________________________________________</w:t>
+        <w:t xml:space="preserve">Answer: _______________________________________________________________</w:t>
       </w:r>
     </w:p>
     <w:p>
@@ -2046,7 +2064,7 @@
         <w:pStyle w:val="FirstParagraph"/>
       </w:pPr>
       <w:r>
-        <w:t xml:space="preserve">_______________________________________________________________________</w:t>
+        <w:t xml:space="preserve">Answer: _______________________________________________________________</w:t>
       </w:r>
     </w:p>
     <w:sectPr>
